--- a/image-stego-noise-attack/huong_dan_thuc_hanh_noise_attack.docx
+++ b/image-stego-noise-attack/huong_dan_thuc_hanh_noise_attack.docx
@@ -1046,17 +1046,7 @@
           <w:sz w:val="26"/>
           <w:szCs w:val="26"/>
         </w:rPr>
-        <w:t xml:space="preserve">_recovered.png </w:t>
-      </w:r>
-      <w:bookmarkStart w:id="3" w:name="_GoBack"/>
-      <w:bookmarkEnd w:id="3"/>
-      <w:r>
-        <w:rPr>
-          <w:rFonts w:ascii="Times New Roman" w:hAnsi="Times New Roman" w:cs="Times New Roman"/>
-          <w:sz w:val="26"/>
-          <w:szCs w:val="26"/>
-        </w:rPr>
-        <w:t>— watermark được khôi phục.</w:t>
+        <w:t>_recovered.png — watermark được khôi phục.</w:t>
       </w:r>
     </w:p>
     <w:p>
@@ -1292,8 +1282,26 @@
           <w:sz w:val="26"/>
           <w:szCs w:val="26"/>
         </w:rPr>
-        <w:t>Thư mục attacked/ sẽ chứa:</w:t>
-      </w:r>
+        <w:t xml:space="preserve">Thư mục </w:t>
+      </w:r>
+      <w:r>
+        <w:rPr>
+          <w:rFonts w:ascii="Times New Roman" w:hAnsi="Times New Roman" w:cs="Times New Roman"/>
+          <w:sz w:val="26"/>
+          <w:szCs w:val="26"/>
+        </w:rPr>
+        <w:t xml:space="preserve">noise_results </w:t>
+      </w:r>
+      <w:r>
+        <w:rPr>
+          <w:rFonts w:ascii="Times New Roman" w:hAnsi="Times New Roman" w:cs="Times New Roman"/>
+          <w:sz w:val="26"/>
+          <w:szCs w:val="26"/>
+        </w:rPr>
+        <w:t>sẽ chứa:</w:t>
+      </w:r>
+      <w:bookmarkStart w:id="3" w:name="_GoBack"/>
+      <w:bookmarkEnd w:id="3"/>
     </w:p>
     <w:p>
       <w:pPr>
